--- a/zhs/docx/092.content.docx
+++ b/zhs/docx/092.content.docx
@@ -209,38 +209,14 @@
         <w:rPr>
           <w:lang w:val="zh_CN" w:bidi="zh_CN"/>
         </w:rPr>
-        <w:t>神创造了整个世界并看为好。 神创造人类，使人类成为祂在地上的代表。 神告诉人类要管理全地。 起初，男人和女人与神，彼此之间以及与自然都生活在良好的</w:t>
-      </w:r>
-      <w:hyperlink r:id="rId13">
-        <w:r>
-          <w:rPr>
-            <w:lang w:val="zh_CN" w:bidi="zh_CN"/>
-          </w:rPr>
-          <w:rPr>
-            <w:color w:val="0000EE"/>
-            <w:u w:val="single"/>
-          </w:rPr>
-          <w:t>关系</w:t>
-        </w:r>
-      </w:hyperlink>
-      <w:r>
-        <w:rPr>
-          <w:lang w:val="zh_CN" w:bidi="zh_CN"/>
-        </w:rPr>
-        <w:t>中。 但人们开始不顺服神。 他们不再信靠神，想自己决定对自己有益的是什么。 他们不再接受神对他们的</w:t>
-      </w:r>
-      <w:hyperlink r:id="rId14">
-        <w:r>
-          <w:rPr>
-            <w:lang w:val="zh_CN" w:bidi="zh_CN"/>
-          </w:rPr>
-          <w:rPr>
-            <w:color w:val="0000EE"/>
-            <w:u w:val="single"/>
-          </w:rPr>
-          <w:t>权柄</w:t>
-        </w:r>
-      </w:hyperlink>
+        <w:t>神创造了整个世界并看为好。 神创造人类，使人类成为祂在地上的代表。 神告诉人类要管理全地。 起初，男人和女人与神，彼此之间以及与自然都生活在良好的关系中。 但人们开始不顺服神。 他们不再信靠神，想自己决定对自己有益的是什么。 他们不再接受神对他们的</w:t>
+      </w:r>
+      <w:r>
+        <w:rPr>
+          <w:lang w:val="zh_CN" w:bidi="zh_CN"/>
+        </w:rPr>
+        <w:t>权柄</w:t>
+      </w:r>
       <w:r>
         <w:rPr>
           <w:lang w:val="zh_CN" w:bidi="zh_CN"/>
@@ -274,41 +250,17 @@
         </w:rPr>
         <w:t>这种对神的背叛，以多种不同的方式出现。 神制定了好的</w:t>
       </w:r>
-      <w:hyperlink r:id="rId15">
-        <w:r>
-          <w:rPr>
-            <w:lang w:val="zh_CN" w:bidi="zh_CN"/>
-          </w:rPr>
-          <w:rPr>
-            <w:color w:val="0000EE"/>
-            <w:u w:val="single"/>
-          </w:rPr>
-          <w:t>法律</w:t>
-        </w:r>
-      </w:hyperlink>
-      <w:r>
-        <w:rPr>
-          <w:lang w:val="zh_CN" w:bidi="zh_CN"/>
-        </w:rPr>
-        <w:t>，如果人们遵守这些法律，那么人们就能够</w:t>
-      </w:r>
-      <w:hyperlink r:id="rId16">
-        <w:r>
-          <w:rPr>
-            <w:lang w:val="zh_CN" w:bidi="zh_CN"/>
-          </w:rPr>
-          <w:rPr>
-            <w:color w:val="0000EE"/>
-            <w:u w:val="single"/>
-          </w:rPr>
-          <w:t>和平</w:t>
-        </w:r>
-      </w:hyperlink>
-      <w:r>
-        <w:rPr>
-          <w:lang w:val="zh_CN" w:bidi="zh_CN"/>
-        </w:rPr>
-        <w:t>共处。 但人们不断地违反神的律法。 任何时候，人违反神的律法，他们就在犯罪。</w:t>
+      <w:r>
+        <w:rPr>
+          <w:lang w:val="zh_CN" w:bidi="zh_CN"/>
+        </w:rPr>
+        <w:t>法律</w:t>
+      </w:r>
+      <w:r>
+        <w:rPr>
+          <w:lang w:val="zh_CN" w:bidi="zh_CN"/>
+        </w:rPr>
+        <w:t>，如果人们遵守这些法律，那么人们就能够和平共处。 但人们不断地违反神的律法。 任何时候，人违反神的律法，他们就在犯罪。</w:t>
       </w:r>
     </w:p>
     <w:p>
@@ -378,54 +330,36 @@
         </w:rPr>
         <w:t>圣经教导我们，耶稣将祂的子民从他们的罪中拯救出来。 这表示神不会给予人们他们应得的惩罚。 因为耶稣代替了他们的惩罚。 在旧约中，人们为他们的罪请求</w:t>
       </w:r>
-      <w:hyperlink r:id="rId17">
-        <w:r>
-          <w:rPr>
-            <w:lang w:val="zh_CN" w:bidi="zh_CN"/>
-          </w:rPr>
-          <w:rPr>
-            <w:color w:val="0000EE"/>
-            <w:u w:val="single"/>
-          </w:rPr>
-          <w:t>饶恕</w:t>
-        </w:r>
-      </w:hyperlink>
+      <w:r>
+        <w:rPr>
+          <w:lang w:val="zh_CN" w:bidi="zh_CN"/>
+        </w:rPr>
+        <w:t>饶恕</w:t>
+      </w:r>
       <w:r>
         <w:rPr>
           <w:lang w:val="zh_CN" w:bidi="zh_CN"/>
         </w:rPr>
         <w:t>的方式是向神献上</w:t>
       </w:r>
-      <w:hyperlink r:id="rId18">
-        <w:r>
-          <w:rPr>
-            <w:lang w:val="zh_CN" w:bidi="zh_CN"/>
-          </w:rPr>
-          <w:rPr>
-            <w:color w:val="0000EE"/>
-            <w:u w:val="single"/>
-          </w:rPr>
-          <w:t>祭物</w:t>
-        </w:r>
-      </w:hyperlink>
+      <w:r>
+        <w:rPr>
+          <w:lang w:val="zh_CN" w:bidi="zh_CN"/>
+        </w:rPr>
+        <w:t>祭物</w:t>
+      </w:r>
       <w:r>
         <w:rPr>
           <w:lang w:val="zh_CN" w:bidi="zh_CN"/>
         </w:rPr>
         <w:t>。 人们必须杀死一只动物，并将其献给神，以换取自己的生命。 他们献给神的动物必须是完美的，没有任何缺陷。 因著这次献祭，神饶恕他们，直到下次犯罪。 耶稣自己成为全人类完美的祭物。 耶稣自己没有犯任何罪，所以祂像一只完美的祭物。 耶稣的献祭是如此有大能，为此神愿意饶恕所有人的罪，不仅是暂时的，而是永远的。 神会饶恕每一位接受耶稣为他们而死的人。 这些人现在"得救"了。 他们不必再害怕惩罚。 神说，这些人现在是</w:t>
       </w:r>
-      <w:hyperlink r:id="rId19">
-        <w:r>
-          <w:rPr>
-            <w:lang w:val="zh_CN" w:bidi="zh_CN"/>
-          </w:rPr>
-          <w:rPr>
-            <w:color w:val="0000EE"/>
-            <w:u w:val="single"/>
-          </w:rPr>
-          <w:t>义人</w:t>
-        </w:r>
-      </w:hyperlink>
+      <w:r>
+        <w:rPr>
+          <w:lang w:val="zh_CN" w:bidi="zh_CN"/>
+        </w:rPr>
+        <w:t>义人</w:t>
+      </w:r>
       <w:r>
         <w:rPr>
           <w:lang w:val="zh_CN" w:bidi="zh_CN"/>
@@ -446,18 +380,12 @@
         </w:rPr>
         <w:t>饶恕并不廉价！ 耶稣为此献出了生命。 因此，任何接受耶稣献祭的人都会尽力不再犯罪，因为他们非常感谢耶稣。 保罗教导我们，在我们得救之前，我们是罪的</w:t>
       </w:r>
-      <w:hyperlink r:id="rId20">
-        <w:r>
-          <w:rPr>
-            <w:lang w:val="zh_CN" w:bidi="zh_CN"/>
-          </w:rPr>
-          <w:rPr>
-            <w:color w:val="0000EE"/>
-            <w:u w:val="single"/>
-          </w:rPr>
-          <w:t>奴仆</w:t>
-        </w:r>
-      </w:hyperlink>
+      <w:r>
+        <w:rPr>
+          <w:lang w:val="zh_CN" w:bidi="zh_CN"/>
+        </w:rPr>
+        <w:t>奴仆</w:t>
+      </w:r>
       <w:r>
         <w:rPr>
           <w:lang w:val="zh_CN" w:bidi="zh_CN"/>
@@ -478,18 +406,12 @@
         </w:rPr>
         <w:t>对人们来说，不犯罪仍然非常困难，甚至是不可能的。 但神赐下祂的</w:t>
       </w:r>
-      <w:hyperlink r:id="rId21">
-        <w:r>
-          <w:rPr>
-            <w:lang w:val="zh_CN" w:bidi="zh_CN"/>
-          </w:rPr>
-          <w:rPr>
-            <w:color w:val="0000EE"/>
-            <w:u w:val="single"/>
-          </w:rPr>
-          <w:t>圣灵</w:t>
-        </w:r>
-      </w:hyperlink>
+      <w:r>
+        <w:rPr>
+          <w:lang w:val="zh_CN" w:bidi="zh_CN"/>
+        </w:rPr>
+        <w:t>圣灵</w:t>
+      </w:r>
       <w:r>
         <w:rPr>
           <w:lang w:val="zh_CN" w:bidi="zh_CN"/>
@@ -510,18 +432,12 @@
         </w:rPr>
         <w:t>当我们得救时，我们仍然犯罪，但我们不再是罪人。 因为现在，当我们犯罪时，我们会</w:t>
       </w:r>
-      <w:hyperlink r:id="rId22">
-        <w:r>
-          <w:rPr>
-            <w:lang w:val="zh_CN" w:bidi="zh_CN"/>
-          </w:rPr>
-          <w:rPr>
-            <w:color w:val="0000EE"/>
-            <w:u w:val="single"/>
-          </w:rPr>
-          <w:t>悔改</w:t>
-        </w:r>
-      </w:hyperlink>
+      <w:r>
+        <w:rPr>
+          <w:lang w:val="zh_CN" w:bidi="zh_CN"/>
+        </w:rPr>
+        <w:t>悔改</w:t>
+      </w:r>
       <w:r>
         <w:rPr>
           <w:lang w:val="zh_CN" w:bidi="zh_CN"/>
@@ -542,36 +458,24 @@
         </w:rPr>
         <w:t>当耶稣生活在地上时，宗教领袖控诉耶稣与罪人一起吃饭。 宗教领袖使用"罪人"这个词来形容以某种方式不顺服神律法的特定群体，例如妓女和腐败的税吏。 宗教领袖，尤其是</w:t>
       </w:r>
-      <w:hyperlink r:id="rId23">
-        <w:r>
-          <w:rPr>
-            <w:lang w:val="zh_CN" w:bidi="zh_CN"/>
-          </w:rPr>
-          <w:rPr>
-            <w:color w:val="0000EE"/>
-            <w:u w:val="single"/>
-          </w:rPr>
-          <w:t>法利赛人</w:t>
-        </w:r>
-      </w:hyperlink>
+      <w:r>
+        <w:rPr>
+          <w:lang w:val="zh_CN" w:bidi="zh_CN"/>
+        </w:rPr>
+        <w:t>法利赛人</w:t>
+      </w:r>
       <w:r>
         <w:rPr>
           <w:lang w:val="zh_CN" w:bidi="zh_CN"/>
         </w:rPr>
         <w:t>，看不起这些人。 但这些所谓的罪人中有许多人来听耶稣的讲道，都想为他们的罪悔改。 耶稣向宗教领袖解释，这正是祂来到地上的原因：使人们为他们的罪</w:t>
       </w:r>
-      <w:hyperlink r:id="rId22">
-        <w:r>
-          <w:rPr>
-            <w:lang w:val="zh_CN" w:bidi="zh_CN"/>
-          </w:rPr>
-          <w:rPr>
-            <w:color w:val="0000EE"/>
-            <w:u w:val="single"/>
-          </w:rPr>
-          <w:t>悔改</w:t>
-        </w:r>
-      </w:hyperlink>
+      <w:r>
+        <w:rPr>
+          <w:lang w:val="zh_CN" w:bidi="zh_CN"/>
+        </w:rPr>
+        <w:t>悔改</w:t>
+      </w:r>
       <w:r>
         <w:rPr>
           <w:lang w:val="zh_CN" w:bidi="zh_CN"/>
@@ -716,7 +620,7 @@
           <w:lang w:val="zh_CN" w:bidi="zh_CN"/>
         </w:rPr>
       </w:r>
-      <w:hyperlink r:id="rId24">
+      <w:hyperlink r:id="rId13">
         <w:r>
           <w:rPr>
             <w:lang w:val="zh_CN" w:bidi="zh_CN"/>

--- a/zhs/docx/092.content.docx
+++ b/zhs/docx/092.content.docx
@@ -566,77 +566,6 @@
           <w:lang w:val="zh_CN" w:bidi="zh_CN"/>
         </w:rPr>
         <w:t>思考如何翻译罪的一种方法可以做以下活动：在小组中，表演出罪的意思。 之后，决定这些表演中哪一个最符合圣经中罪的意思。 谈谈圣经中罪的意思与你的想法有什么不同，或与你社群中其他人对罪的看法有什么不同。</w:t>
-      </w:r>
-      <w:r>
-        <w:rPr>
-          <w:lang w:val="zh_CN" w:bidi="zh_CN"/>
-        </w:rPr>
-      </w:r>
-      <w:r>
-        <w:rPr>
-          <w:lang w:val="zh_CN" w:bidi="zh_CN"/>
-        </w:rPr>
-      </w:r>
-    </w:p>
-    <w:p>
-      <w:pPr/>
-      <w:r>
-        <w:rPr>
-          <w:lang w:val="zh_CN" w:bidi="zh_CN"/>
-        </w:rPr>
-      </w:r>
-    </w:p>
-    <w:p>
-      <w:pPr>
-        <w:pStyle w:val="Heading2"/>
-      </w:pPr>
-      <w:r>
-        <w:rPr>
-          <w:lang w:val="zh_CN" w:bidi="zh_CN"/>
-        </w:rPr>
-        <w:t>罪</w:t>
-      </w:r>
-      <w:r>
-        <w:rPr>
-          <w:lang w:val="zh_CN" w:bidi="zh_CN"/>
-        </w:rPr>
-      </w:r>
-    </w:p>
-    <w:p>
-      <w:pPr>
-        <w:pStyle w:val="Heading4"/>
-      </w:pPr>
-      <w:r>
-        <w:rPr>
-          <w:lang w:val="zh_CN" w:bidi="zh_CN"/>
-        </w:rPr>
-        <w:t>Audio Content</w:t>
-      </w:r>
-    </w:p>
-    <w:p>
-      <w:pPr/>
-      <w:r>
-        <w:rPr>
-          <w:lang w:val="zh_CN" w:bidi="zh_CN"/>
-        </w:rPr>
-      </w:r>
-      <w:hyperlink r:id="rId13">
-        <w:r>
-          <w:rPr>
-            <w:lang w:val="zh_CN" w:bidi="zh_CN"/>
-          </w:rPr>
-          <w:rPr>
-            <w:color w:val="0000EE"/>
-            <w:u w:val="single"/>
-          </w:rPr>
-          <w:t>mp3 file</w:t>
-        </w:r>
-      </w:hyperlink>
-      <w:r>
-        <w:rPr>
-          <w:lang w:val="zh_CN" w:bidi="zh_CN"/>
-        </w:rPr>
-        <w:t xml:space="preserve"> (None KB)</w:t>
       </w:r>
       <w:r>
         <w:rPr>

--- a/zhs/docx/092.content.docx
+++ b/zhs/docx/092.content.docx
@@ -209,14 +209,38 @@
         <w:rPr>
           <w:lang w:val="zh_CN" w:bidi="zh_CN"/>
         </w:rPr>
-        <w:t>神创造了整个世界并看为好。 神创造人类，使人类成为祂在地上的代表。 神告诉人类要管理全地。 起初，男人和女人与神，彼此之间以及与自然都生活在良好的关系中。 但人们开始不顺服神。 他们不再信靠神，想自己决定对自己有益的是什么。 他们不再接受神对他们的</w:t>
-      </w:r>
-      <w:r>
-        <w:rPr>
-          <w:lang w:val="zh_CN" w:bidi="zh_CN"/>
-        </w:rPr>
-        <w:t>权柄</w:t>
-      </w:r>
+        <w:t>神创造了整个世界并看为好。 神创造人类，使人类成为祂在地上的代表。 神告诉人类要管理全地。 起初，男人和女人与神，彼此之间以及与自然都生活在良好的</w:t>
+      </w:r>
+      <w:hyperlink r:id="rId13">
+        <w:r>
+          <w:rPr>
+            <w:lang w:val="zh_CN" w:bidi="zh_CN"/>
+          </w:rPr>
+          <w:rPr>
+            <w:color w:val="0000EE"/>
+            <w:u w:val="single"/>
+          </w:rPr>
+          <w:t>关系</w:t>
+        </w:r>
+      </w:hyperlink>
+      <w:r>
+        <w:rPr>
+          <w:lang w:val="zh_CN" w:bidi="zh_CN"/>
+        </w:rPr>
+        <w:t>中。 但人们开始不顺服神。 他们不再信靠神，想自己决定对自己有益的是什么。 他们不再接受神对他们的</w:t>
+      </w:r>
+      <w:hyperlink r:id="rId14">
+        <w:r>
+          <w:rPr>
+            <w:lang w:val="zh_CN" w:bidi="zh_CN"/>
+          </w:rPr>
+          <w:rPr>
+            <w:color w:val="0000EE"/>
+            <w:u w:val="single"/>
+          </w:rPr>
+          <w:t>权柄</w:t>
+        </w:r>
+      </w:hyperlink>
       <w:r>
         <w:rPr>
           <w:lang w:val="zh_CN" w:bidi="zh_CN"/>
@@ -250,17 +274,41 @@
         </w:rPr>
         <w:t>这种对神的背叛，以多种不同的方式出现。 神制定了好的</w:t>
       </w:r>
-      <w:r>
-        <w:rPr>
-          <w:lang w:val="zh_CN" w:bidi="zh_CN"/>
-        </w:rPr>
-        <w:t>法律</w:t>
-      </w:r>
-      <w:r>
-        <w:rPr>
-          <w:lang w:val="zh_CN" w:bidi="zh_CN"/>
-        </w:rPr>
-        <w:t>，如果人们遵守这些法律，那么人们就能够和平共处。 但人们不断地违反神的律法。 任何时候，人违反神的律法，他们就在犯罪。</w:t>
+      <w:hyperlink r:id="rId15">
+        <w:r>
+          <w:rPr>
+            <w:lang w:val="zh_CN" w:bidi="zh_CN"/>
+          </w:rPr>
+          <w:rPr>
+            <w:color w:val="0000EE"/>
+            <w:u w:val="single"/>
+          </w:rPr>
+          <w:t>法律</w:t>
+        </w:r>
+      </w:hyperlink>
+      <w:r>
+        <w:rPr>
+          <w:lang w:val="zh_CN" w:bidi="zh_CN"/>
+        </w:rPr>
+        <w:t>，如果人们遵守这些法律，那么人们就能够</w:t>
+      </w:r>
+      <w:hyperlink r:id="rId16">
+        <w:r>
+          <w:rPr>
+            <w:lang w:val="zh_CN" w:bidi="zh_CN"/>
+          </w:rPr>
+          <w:rPr>
+            <w:color w:val="0000EE"/>
+            <w:u w:val="single"/>
+          </w:rPr>
+          <w:t>和平</w:t>
+        </w:r>
+      </w:hyperlink>
+      <w:r>
+        <w:rPr>
+          <w:lang w:val="zh_CN" w:bidi="zh_CN"/>
+        </w:rPr>
+        <w:t>共处。 但人们不断地违反神的律法。 任何时候，人违反神的律法，他们就在犯罪。</w:t>
       </w:r>
     </w:p>
     <w:p>
@@ -330,36 +378,54 @@
         </w:rPr>
         <w:t>圣经教导我们，耶稣将祂的子民从他们的罪中拯救出来。 这表示神不会给予人们他们应得的惩罚。 因为耶稣代替了他们的惩罚。 在旧约中，人们为他们的罪请求</w:t>
       </w:r>
-      <w:r>
-        <w:rPr>
-          <w:lang w:val="zh_CN" w:bidi="zh_CN"/>
-        </w:rPr>
-        <w:t>饶恕</w:t>
-      </w:r>
+      <w:hyperlink r:id="rId17">
+        <w:r>
+          <w:rPr>
+            <w:lang w:val="zh_CN" w:bidi="zh_CN"/>
+          </w:rPr>
+          <w:rPr>
+            <w:color w:val="0000EE"/>
+            <w:u w:val="single"/>
+          </w:rPr>
+          <w:t>饶恕</w:t>
+        </w:r>
+      </w:hyperlink>
       <w:r>
         <w:rPr>
           <w:lang w:val="zh_CN" w:bidi="zh_CN"/>
         </w:rPr>
         <w:t>的方式是向神献上</w:t>
       </w:r>
-      <w:r>
-        <w:rPr>
-          <w:lang w:val="zh_CN" w:bidi="zh_CN"/>
-        </w:rPr>
-        <w:t>祭物</w:t>
-      </w:r>
+      <w:hyperlink r:id="rId18">
+        <w:r>
+          <w:rPr>
+            <w:lang w:val="zh_CN" w:bidi="zh_CN"/>
+          </w:rPr>
+          <w:rPr>
+            <w:color w:val="0000EE"/>
+            <w:u w:val="single"/>
+          </w:rPr>
+          <w:t>祭物</w:t>
+        </w:r>
+      </w:hyperlink>
       <w:r>
         <w:rPr>
           <w:lang w:val="zh_CN" w:bidi="zh_CN"/>
         </w:rPr>
         <w:t>。 人们必须杀死一只动物，并将其献给神，以换取自己的生命。 他们献给神的动物必须是完美的，没有任何缺陷。 因著这次献祭，神饶恕他们，直到下次犯罪。 耶稣自己成为全人类完美的祭物。 耶稣自己没有犯任何罪，所以祂像一只完美的祭物。 耶稣的献祭是如此有大能，为此神愿意饶恕所有人的罪，不仅是暂时的，而是永远的。 神会饶恕每一位接受耶稣为他们而死的人。 这些人现在"得救"了。 他们不必再害怕惩罚。 神说，这些人现在是</w:t>
       </w:r>
-      <w:r>
-        <w:rPr>
-          <w:lang w:val="zh_CN" w:bidi="zh_CN"/>
-        </w:rPr>
-        <w:t>义人</w:t>
-      </w:r>
+      <w:hyperlink r:id="rId19">
+        <w:r>
+          <w:rPr>
+            <w:lang w:val="zh_CN" w:bidi="zh_CN"/>
+          </w:rPr>
+          <w:rPr>
+            <w:color w:val="0000EE"/>
+            <w:u w:val="single"/>
+          </w:rPr>
+          <w:t>义人</w:t>
+        </w:r>
+      </w:hyperlink>
       <w:r>
         <w:rPr>
           <w:lang w:val="zh_CN" w:bidi="zh_CN"/>
@@ -380,12 +446,18 @@
         </w:rPr>
         <w:t>饶恕并不廉价！ 耶稣为此献出了生命。 因此，任何接受耶稣献祭的人都会尽力不再犯罪，因为他们非常感谢耶稣。 保罗教导我们，在我们得救之前，我们是罪的</w:t>
       </w:r>
-      <w:r>
-        <w:rPr>
-          <w:lang w:val="zh_CN" w:bidi="zh_CN"/>
-        </w:rPr>
-        <w:t>奴仆</w:t>
-      </w:r>
+      <w:hyperlink r:id="rId20">
+        <w:r>
+          <w:rPr>
+            <w:lang w:val="zh_CN" w:bidi="zh_CN"/>
+          </w:rPr>
+          <w:rPr>
+            <w:color w:val="0000EE"/>
+            <w:u w:val="single"/>
+          </w:rPr>
+          <w:t>奴仆</w:t>
+        </w:r>
+      </w:hyperlink>
       <w:r>
         <w:rPr>
           <w:lang w:val="zh_CN" w:bidi="zh_CN"/>
@@ -406,12 +478,18 @@
         </w:rPr>
         <w:t>对人们来说，不犯罪仍然非常困难，甚至是不可能的。 但神赐下祂的</w:t>
       </w:r>
-      <w:r>
-        <w:rPr>
-          <w:lang w:val="zh_CN" w:bidi="zh_CN"/>
-        </w:rPr>
-        <w:t>圣灵</w:t>
-      </w:r>
+      <w:hyperlink r:id="rId21">
+        <w:r>
+          <w:rPr>
+            <w:lang w:val="zh_CN" w:bidi="zh_CN"/>
+          </w:rPr>
+          <w:rPr>
+            <w:color w:val="0000EE"/>
+            <w:u w:val="single"/>
+          </w:rPr>
+          <w:t>圣灵</w:t>
+        </w:r>
+      </w:hyperlink>
       <w:r>
         <w:rPr>
           <w:lang w:val="zh_CN" w:bidi="zh_CN"/>
@@ -432,12 +510,18 @@
         </w:rPr>
         <w:t>当我们得救时，我们仍然犯罪，但我们不再是罪人。 因为现在，当我们犯罪时，我们会</w:t>
       </w:r>
-      <w:r>
-        <w:rPr>
-          <w:lang w:val="zh_CN" w:bidi="zh_CN"/>
-        </w:rPr>
-        <w:t>悔改</w:t>
-      </w:r>
+      <w:hyperlink r:id="rId22">
+        <w:r>
+          <w:rPr>
+            <w:lang w:val="zh_CN" w:bidi="zh_CN"/>
+          </w:rPr>
+          <w:rPr>
+            <w:color w:val="0000EE"/>
+            <w:u w:val="single"/>
+          </w:rPr>
+          <w:t>悔改</w:t>
+        </w:r>
+      </w:hyperlink>
       <w:r>
         <w:rPr>
           <w:lang w:val="zh_CN" w:bidi="zh_CN"/>
@@ -458,24 +542,36 @@
         </w:rPr>
         <w:t>当耶稣生活在地上时，宗教领袖控诉耶稣与罪人一起吃饭。 宗教领袖使用"罪人"这个词来形容以某种方式不顺服神律法的特定群体，例如妓女和腐败的税吏。 宗教领袖，尤其是</w:t>
       </w:r>
-      <w:r>
-        <w:rPr>
-          <w:lang w:val="zh_CN" w:bidi="zh_CN"/>
-        </w:rPr>
-        <w:t>法利赛人</w:t>
-      </w:r>
+      <w:hyperlink r:id="rId23">
+        <w:r>
+          <w:rPr>
+            <w:lang w:val="zh_CN" w:bidi="zh_CN"/>
+          </w:rPr>
+          <w:rPr>
+            <w:color w:val="0000EE"/>
+            <w:u w:val="single"/>
+          </w:rPr>
+          <w:t>法利赛人</w:t>
+        </w:r>
+      </w:hyperlink>
       <w:r>
         <w:rPr>
           <w:lang w:val="zh_CN" w:bidi="zh_CN"/>
         </w:rPr>
         <w:t>，看不起这些人。 但这些所谓的罪人中有许多人来听耶稣的讲道，都想为他们的罪悔改。 耶稣向宗教领袖解释，这正是祂来到地上的原因：使人们为他们的罪</w:t>
       </w:r>
-      <w:r>
-        <w:rPr>
-          <w:lang w:val="zh_CN" w:bidi="zh_CN"/>
-        </w:rPr>
-        <w:t>悔改</w:t>
-      </w:r>
+      <w:hyperlink r:id="rId22">
+        <w:r>
+          <w:rPr>
+            <w:lang w:val="zh_CN" w:bidi="zh_CN"/>
+          </w:rPr>
+          <w:rPr>
+            <w:color w:val="0000EE"/>
+            <w:u w:val="single"/>
+          </w:rPr>
+          <w:t>悔改</w:t>
+        </w:r>
+      </w:hyperlink>
       <w:r>
         <w:rPr>
           <w:lang w:val="zh_CN" w:bidi="zh_CN"/>
